--- a/doc_configs/akt_nachala/template/template.docx
+++ b/doc_configs/akt_nachala/template/template.docx
@@ -197,10 +197,235 @@
           <w:rFonts w:ascii="TT Moscow Economy" w:eastAsia="Times New Roman" w:hAnsi="TT Moscow Economy" w:cs="Times New Roman"/>
           <w:sz w:val="24"/>
           <w:szCs w:val="24"/>
+          <w:lang w:eastAsia="ru-RU"/>
+        </w:rPr>
+        <w:t>начальника управления</w:t>
+      </w:r>
+      <w:r>
+        <w:rPr>
+          <w:rFonts w:ascii="TT Moscow Economy" w:eastAsia="Times New Roman" w:hAnsi="TT Moscow Economy" w:cs="Times New Roman"/>
+          <w:sz w:val="24"/>
+          <w:szCs w:val="24"/>
+          <w:lang w:eastAsia="ru-RU"/>
+        </w:rPr>
+        <w:t xml:space="preserve"> </w:t>
+      </w:r>
+      <w:r>
+        <w:rPr>
+          <w:rFonts w:ascii="TT Moscow Economy" w:eastAsia="Times New Roman" w:hAnsi="TT Moscow Economy" w:cs="Times New Roman"/>
+          <w:sz w:val="24"/>
+          <w:szCs w:val="24"/>
+          <w:lang w:eastAsia="ru-RU"/>
+        </w:rPr>
+        <w:t xml:space="preserve">РЦК </w:t>
+      </w:r>
+      <w:r>
+        <w:rPr>
+          <w:rFonts w:ascii="TT Moscow Economy" w:eastAsia="Times New Roman" w:hAnsi="TT Moscow Economy" w:cs="Times New Roman"/>
+          <w:sz w:val="24"/>
+          <w:szCs w:val="24"/>
+          <w:lang w:eastAsia="ru-RU"/>
+        </w:rPr>
+        <w:t xml:space="preserve">Подволоцкого Антона Андреевича, </w:t>
+      </w:r>
+      <w:r>
+        <w:rPr>
+          <w:rFonts w:ascii="TT Moscow Economy" w:eastAsia="Times New Roman" w:hAnsi="TT Moscow Economy" w:cs="Times New Roman"/>
+          <w:sz w:val="24"/>
+          <w:szCs w:val="24"/>
+          <w:lang w:eastAsia="ru-RU"/>
+        </w:rPr>
+        <w:t>действующего на основании</w:t>
+      </w:r>
+      <w:r>
+        <w:rPr>
+          <w:rFonts w:ascii="TT Moscow Economy" w:eastAsia="Times New Roman" w:hAnsi="TT Moscow Economy" w:cs="Times New Roman"/>
+          <w:sz w:val="24"/>
+          <w:szCs w:val="24"/>
+          <w:lang w:eastAsia="ru-RU"/>
+        </w:rPr>
+        <w:t xml:space="preserve"> </w:t>
+      </w:r>
+      <w:r>
+        <w:rPr>
+          <w:rFonts w:ascii="TT Moscow Economy" w:eastAsia="Times New Roman" w:hAnsi="TT Moscow Economy" w:cs="Times New Roman"/>
+          <w:sz w:val="24"/>
+          <w:szCs w:val="24"/>
+          <w:lang w:eastAsia="ru-RU"/>
+        </w:rPr>
+        <w:t>д</w:t>
+      </w:r>
+      <w:r>
+        <w:rPr>
+          <w:rFonts w:ascii="TT Moscow Economy" w:eastAsia="Times New Roman" w:hAnsi="TT Moscow Economy" w:cs="Times New Roman"/>
+          <w:sz w:val="24"/>
+          <w:szCs w:val="24"/>
+          <w:lang w:eastAsia="ru-RU"/>
+        </w:rPr>
+        <w:t xml:space="preserve">оверенности </w:t>
+      </w:r>
+      <w:r>
+        <w:rPr>
+          <w:rFonts w:ascii="TT Moscow Economy" w:eastAsia="Times New Roman" w:hAnsi="TT Moscow Economy" w:cs="Times New Roman"/>
+          <w:sz w:val="24"/>
+          <w:szCs w:val="24"/>
+          <w:lang w:eastAsia="ru-RU"/>
+        </w:rPr>
+        <w:br/>
+      </w:r>
+      <w:r>
+        <w:rPr>
+          <w:rFonts w:ascii="TT Moscow Economy" w:eastAsia="Times New Roman" w:hAnsi="TT Moscow Economy" w:cs="Times New Roman"/>
+          <w:sz w:val="24"/>
+          <w:szCs w:val="24"/>
+          <w:lang w:eastAsia="ru-RU"/>
+        </w:rPr>
+        <w:t xml:space="preserve">от </w:t>
+      </w:r>
+      <w:r>
+        <w:rPr>
+          <w:rFonts w:ascii="TT Moscow Economy" w:eastAsia="Times New Roman" w:hAnsi="TT Moscow Economy" w:cs="Times New Roman"/>
+          <w:sz w:val="24"/>
+          <w:szCs w:val="24"/>
+          <w:lang w:eastAsia="ru-RU"/>
+        </w:rPr>
+        <w:t>13</w:t>
+      </w:r>
+      <w:r>
+        <w:rPr>
+          <w:rFonts w:ascii="TT Moscow Economy" w:eastAsia="Times New Roman" w:hAnsi="TT Moscow Economy" w:cs="Times New Roman"/>
+          <w:sz w:val="24"/>
+          <w:szCs w:val="24"/>
+          <w:lang w:eastAsia="ru-RU"/>
+        </w:rPr>
+        <w:t>.</w:t>
+      </w:r>
+      <w:r>
+        <w:rPr>
+          <w:rFonts w:ascii="TT Moscow Economy" w:eastAsia="Times New Roman" w:hAnsi="TT Moscow Economy" w:cs="Times New Roman"/>
+          <w:sz w:val="24"/>
+          <w:szCs w:val="24"/>
+          <w:lang w:eastAsia="ru-RU"/>
+        </w:rPr>
+        <w:t>07</w:t>
+      </w:r>
+      <w:r>
+        <w:rPr>
+          <w:rFonts w:ascii="TT Moscow Economy" w:eastAsia="Times New Roman" w:hAnsi="TT Moscow Economy" w:cs="Times New Roman"/>
+          <w:sz w:val="24"/>
+          <w:szCs w:val="24"/>
+          <w:lang w:eastAsia="ru-RU"/>
+        </w:rPr>
+        <w:t>.202</w:t>
+      </w:r>
+      <w:r>
+        <w:rPr>
+          <w:rFonts w:ascii="TT Moscow Economy" w:eastAsia="Times New Roman" w:hAnsi="TT Moscow Economy" w:cs="Times New Roman"/>
+          <w:sz w:val="24"/>
+          <w:szCs w:val="24"/>
+          <w:lang w:eastAsia="ru-RU"/>
+        </w:rPr>
+        <w:t>6</w:t>
+      </w:r>
+      <w:r>
+        <w:rPr>
+          <w:rFonts w:ascii="TT Moscow Economy" w:eastAsia="Times New Roman" w:hAnsi="TT Moscow Economy" w:cs="Times New Roman"/>
+          <w:sz w:val="24"/>
+          <w:szCs w:val="24"/>
+          <w:lang w:eastAsia="ru-RU"/>
+        </w:rPr>
+        <w:t xml:space="preserve"> №1</w:t>
+      </w:r>
+      <w:r>
+        <w:rPr>
+          <w:rFonts w:ascii="TT Moscow Economy" w:eastAsia="Times New Roman" w:hAnsi="TT Moscow Economy" w:cs="Times New Roman"/>
+          <w:sz w:val="24"/>
+          <w:szCs w:val="24"/>
+          <w:lang w:eastAsia="ru-RU"/>
+        </w:rPr>
+        <w:t>0</w:t>
+      </w:r>
+      <w:r>
+        <w:rPr>
+          <w:rFonts w:ascii="TT Moscow Economy" w:eastAsia="Times New Roman" w:hAnsi="TT Moscow Economy" w:cs="Times New Roman"/>
+          <w:sz w:val="24"/>
+          <w:szCs w:val="24"/>
+          <w:lang w:eastAsia="ru-RU"/>
+        </w:rPr>
+        <w:t>/202</w:t>
+      </w:r>
+      <w:r>
+        <w:rPr>
+          <w:rFonts w:ascii="TT Moscow Economy" w:eastAsia="Times New Roman" w:hAnsi="TT Moscow Economy" w:cs="Times New Roman"/>
+          <w:sz w:val="24"/>
+          <w:szCs w:val="24"/>
+          <w:lang w:eastAsia="ru-RU"/>
+        </w:rPr>
+        <w:t>6</w:t>
+      </w:r>
+      <w:r>
+        <w:rPr>
+          <w:rFonts w:ascii="TT Moscow Economy" w:eastAsia="Times New Roman" w:hAnsi="TT Moscow Economy" w:cs="Times New Roman"/>
+          <w:sz w:val="24"/>
+          <w:szCs w:val="24"/>
+          <w:lang w:eastAsia="ru-RU"/>
+        </w:rPr>
+        <w:t xml:space="preserve"> с одной</w:t>
+      </w:r>
+      <w:r>
+        <w:rPr>
+          <w:rFonts w:ascii="TT Moscow Economy" w:eastAsia="Times New Roman" w:hAnsi="TT Moscow Economy" w:cs="Times New Roman"/>
+          <w:sz w:val="24"/>
+          <w:szCs w:val="24"/>
+          <w:lang w:eastAsia="ru-RU"/>
+        </w:rPr>
+        <w:t xml:space="preserve"> Стороны и</w:t>
+      </w:r>
+      <w:r>
+        <w:rPr>
+          <w:rFonts w:ascii="TT Moscow Economy" w:eastAsia="Times New Roman" w:hAnsi="TT Moscow Economy" w:cs="Times New Roman"/>
+          <w:sz w:val="24"/>
+          <w:szCs w:val="24"/>
+          <w:lang w:eastAsia="ru-RU"/>
+        </w:rPr>
+        <w:t xml:space="preserve"> </w:t>
+      </w:r>
+      <w:r>
+        <w:rPr>
+          <w:rFonts w:ascii="TT Moscow Economy" w:eastAsia="Times New Roman" w:hAnsi="TT Moscow Economy" w:cs="Times New Roman"/>
+          <w:sz w:val="24"/>
+          <w:szCs w:val="24"/>
           <w:highlight w:val="yellow"/>
           <w:lang w:eastAsia="ru-RU"/>
         </w:rPr>
-        <w:t>________________</w:t>
+        <w:t>_____________________</w:t>
+      </w:r>
+      <w:r>
+        <w:rPr>
+          <w:rFonts w:ascii="TT Moscow Economy" w:eastAsia="Times New Roman" w:hAnsi="TT Moscow Economy" w:cs="Times New Roman"/>
+          <w:sz w:val="24"/>
+          <w:szCs w:val="24"/>
+          <w:lang w:eastAsia="ru-RU"/>
+        </w:rPr>
+        <w:t xml:space="preserve"> (далее</w:t>
+      </w:r>
+      <w:r>
+        <w:rPr>
+          <w:rFonts w:ascii="TT Moscow Economy" w:eastAsia="Times New Roman" w:hAnsi="TT Moscow Economy" w:cs="Times New Roman"/>
+          <w:sz w:val="24"/>
+          <w:szCs w:val="24"/>
+          <w:lang w:eastAsia="ru-RU"/>
+        </w:rPr>
+        <w:t xml:space="preserve"> - </w:t>
+      </w:r>
+      <w:r>
+        <w:rPr>
+          <w:rFonts w:ascii="TT Moscow Economy" w:eastAsia="Times New Roman" w:hAnsi="TT Moscow Economy" w:cs="Times New Roman"/>
+          <w:sz w:val="24"/>
+          <w:szCs w:val="24"/>
+          <w:lang w:eastAsia="ru-RU"/>
+        </w:rPr>
+        <w:t xml:space="preserve">Предприятие) в лице </w:t>
       </w:r>
       <w:r>
         <w:rPr>
@@ -210,6 +435,16 @@
           <w:highlight w:val="yellow"/>
           <w:lang w:eastAsia="ru-RU"/>
         </w:rPr>
+        <w:t>____________</w:t>
+      </w:r>
+      <w:r>
+        <w:rPr>
+          <w:rFonts w:ascii="TT Moscow Economy" w:eastAsia="Times New Roman" w:hAnsi="TT Moscow Economy" w:cs="Times New Roman"/>
+          <w:sz w:val="24"/>
+          <w:szCs w:val="24"/>
+          <w:highlight w:val="yellow"/>
+          <w:lang w:eastAsia="ru-RU"/>
+        </w:rPr>
         <w:t>,</w:t>
       </w:r>
       <w:r>
@@ -219,7 +454,54 @@
           <w:szCs w:val="24"/>
           <w:lang w:eastAsia="ru-RU"/>
         </w:rPr>
-        <w:t xml:space="preserve"> действующего на основании</w:t>
+        <w:t xml:space="preserve"> действующего на основании </w:t>
+      </w:r>
+      <w:r>
+        <w:rPr>
+          <w:rFonts w:ascii="TT Moscow Economy" w:eastAsia="Times New Roman" w:hAnsi="TT Moscow Economy" w:cs="Times New Roman"/>
+          <w:sz w:val="24"/>
+          <w:szCs w:val="24"/>
+          <w:highlight w:val="yellow"/>
+          <w:lang w:eastAsia="ru-RU"/>
+        </w:rPr>
+        <w:t>_______</w:t>
+      </w:r>
+      <w:r>
+        <w:rPr>
+          <w:rFonts w:ascii="TT Moscow Economy" w:eastAsia="Times New Roman" w:hAnsi="TT Moscow Economy" w:cs="Times New Roman"/>
+          <w:sz w:val="24"/>
+          <w:szCs w:val="24"/>
+          <w:highlight w:val="yellow"/>
+          <w:lang w:eastAsia="ru-RU"/>
+        </w:rPr>
+        <w:t>,</w:t>
+      </w:r>
+      <w:r>
+        <w:rPr>
+          <w:rFonts w:ascii="TT Moscow Economy" w:eastAsia="Times New Roman" w:hAnsi="TT Moscow Economy" w:cs="Times New Roman"/>
+          <w:sz w:val="24"/>
+          <w:szCs w:val="24"/>
+          <w:lang w:eastAsia="ru-RU"/>
+        </w:rPr>
+        <w:t xml:space="preserve"> с другой </w:t>
+      </w:r>
+      <w:r>
+        <w:rPr>
+          <w:rFonts w:ascii="TT Moscow Economy" w:eastAsia="Times New Roman" w:hAnsi="TT Moscow Economy" w:cs="Times New Roman"/>
+          <w:sz w:val="24"/>
+          <w:szCs w:val="24"/>
+          <w:lang w:eastAsia="ru-RU"/>
+        </w:rPr>
+        <w:t>с</w:t>
+      </w:r>
+      <w:r>
+        <w:rPr>
+          <w:rFonts w:ascii="TT Moscow Economy" w:eastAsia="Times New Roman" w:hAnsi="TT Moscow Economy" w:cs="Times New Roman"/>
+          <w:sz w:val="24"/>
+          <w:szCs w:val="24"/>
+          <w:lang w:eastAsia="ru-RU"/>
+        </w:rPr>
+        <w:t>тороны, составили настоящий Акт начала мероприятий (далее</w:t>
       </w:r>
       <w:r>
         <w:rPr>
@@ -235,19 +517,9 @@
           <w:rFonts w:ascii="TT Moscow Economy" w:eastAsia="Times New Roman" w:hAnsi="TT Moscow Economy" w:cs="Times New Roman"/>
           <w:sz w:val="24"/>
           <w:szCs w:val="24"/>
-          <w:highlight w:val="yellow"/>
-          <w:lang w:eastAsia="ru-RU"/>
-        </w:rPr>
-        <w:t>____________</w:t>
-      </w:r>
-      <w:r>
-        <w:rPr>
-          <w:rFonts w:ascii="TT Moscow Economy" w:eastAsia="Times New Roman" w:hAnsi="TT Moscow Economy" w:cs="Times New Roman"/>
-          <w:sz w:val="24"/>
-          <w:szCs w:val="24"/>
-          <w:lang w:eastAsia="ru-RU"/>
-        </w:rPr>
-        <w:t xml:space="preserve"> с одной Стороны и</w:t>
+          <w:lang w:eastAsia="ru-RU"/>
+        </w:rPr>
+        <w:t>-</w:t>
       </w:r>
       <w:r>
         <w:rPr>
@@ -263,72 +535,24 @@
           <w:rFonts w:ascii="TT Moscow Economy" w:eastAsia="Times New Roman" w:hAnsi="TT Moscow Economy" w:cs="Times New Roman"/>
           <w:sz w:val="24"/>
           <w:szCs w:val="24"/>
-          <w:highlight w:val="yellow"/>
-          <w:lang w:eastAsia="ru-RU"/>
-        </w:rPr>
-        <w:t>_____________________</w:t>
-      </w:r>
-      <w:r>
-        <w:rPr>
-          <w:rFonts w:ascii="TT Moscow Economy" w:eastAsia="Times New Roman" w:hAnsi="TT Moscow Economy" w:cs="Times New Roman"/>
-          <w:sz w:val="24"/>
-          <w:szCs w:val="24"/>
-          <w:lang w:eastAsia="ru-RU"/>
-        </w:rPr>
-        <w:t xml:space="preserve"> (далее</w:t>
-      </w:r>
-      <w:r>
-        <w:rPr>
-          <w:rFonts w:ascii="TT Moscow Economy" w:eastAsia="Times New Roman" w:hAnsi="TT Moscow Economy" w:cs="Times New Roman"/>
-          <w:sz w:val="24"/>
-          <w:szCs w:val="24"/>
-          <w:lang w:eastAsia="ru-RU"/>
-        </w:rPr>
-        <w:t> </w:t>
-      </w:r>
-      <w:r>
-        <w:rPr>
-          <w:rFonts w:ascii="TT Moscow Economy" w:eastAsia="Times New Roman" w:hAnsi="TT Moscow Economy" w:cs="Times New Roman"/>
-          <w:sz w:val="24"/>
-          <w:szCs w:val="24"/>
-          <w:lang w:eastAsia="ru-RU"/>
-        </w:rPr>
-        <w:t>-</w:t>
-      </w:r>
-      <w:r>
-        <w:rPr>
-          <w:rFonts w:ascii="TT Moscow Economy" w:eastAsia="Times New Roman" w:hAnsi="TT Moscow Economy" w:cs="Times New Roman"/>
-          <w:sz w:val="24"/>
-          <w:szCs w:val="24"/>
-          <w:lang w:eastAsia="ru-RU"/>
-        </w:rPr>
-        <w:t> </w:t>
-      </w:r>
-      <w:r>
-        <w:rPr>
-          <w:rFonts w:ascii="TT Moscow Economy" w:eastAsia="Times New Roman" w:hAnsi="TT Moscow Economy" w:cs="Times New Roman"/>
-          <w:sz w:val="24"/>
-          <w:szCs w:val="24"/>
-          <w:lang w:eastAsia="ru-RU"/>
-        </w:rPr>
-        <w:t xml:space="preserve">Предприятие) в лице </w:t>
-      </w:r>
-      <w:r>
-        <w:rPr>
-          <w:rFonts w:ascii="TT Moscow Economy" w:eastAsia="Times New Roman" w:hAnsi="TT Moscow Economy" w:cs="Times New Roman"/>
-          <w:sz w:val="24"/>
-          <w:szCs w:val="24"/>
-          <w:highlight w:val="yellow"/>
-          <w:lang w:eastAsia="ru-RU"/>
-        </w:rPr>
-        <w:t>____________</w:t>
-      </w:r>
-      <w:r>
-        <w:rPr>
-          <w:rFonts w:ascii="TT Moscow Economy" w:eastAsia="Times New Roman" w:hAnsi="TT Moscow Economy" w:cs="Times New Roman"/>
-          <w:sz w:val="24"/>
-          <w:szCs w:val="24"/>
-          <w:highlight w:val="yellow"/>
+          <w:lang w:eastAsia="ru-RU"/>
+        </w:rPr>
+        <w:t xml:space="preserve">Акт) к Соглашению </w:t>
+      </w:r>
+      <w:r>
+        <w:rPr>
+          <w:rFonts w:ascii="TT Moscow Economy" w:eastAsia="Times New Roman" w:hAnsi="TT Moscow Economy" w:cs="Times New Roman"/>
+          <w:sz w:val="24"/>
+          <w:szCs w:val="24"/>
+          <w:lang w:eastAsia="ru-RU"/>
+        </w:rPr>
+        <w:t>в целях реализации федерального и регионального проектов «Производительность труда»</w:t>
+      </w:r>
+      <w:r>
+        <w:rPr>
+          <w:rFonts w:ascii="TT Moscow Economy" w:eastAsia="Times New Roman" w:hAnsi="TT Moscow Economy" w:cs="Times New Roman"/>
+          <w:sz w:val="24"/>
+          <w:szCs w:val="24"/>
           <w:lang w:eastAsia="ru-RU"/>
         </w:rPr>
         <w:t>,</w:t>
@@ -340,81 +564,16 @@
           <w:szCs w:val="24"/>
           <w:lang w:eastAsia="ru-RU"/>
         </w:rPr>
-        <w:t xml:space="preserve"> действующего на основании </w:t>
-      </w:r>
-      <w:r>
-        <w:rPr>
-          <w:rFonts w:ascii="TT Moscow Economy" w:eastAsia="Times New Roman" w:hAnsi="TT Moscow Economy" w:cs="Times New Roman"/>
-          <w:sz w:val="24"/>
-          <w:szCs w:val="24"/>
-          <w:highlight w:val="yellow"/>
-          <w:lang w:eastAsia="ru-RU"/>
-        </w:rPr>
-        <w:t>_______</w:t>
-      </w:r>
-      <w:r>
-        <w:rPr>
-          <w:rFonts w:ascii="TT Moscow Economy" w:eastAsia="Times New Roman" w:hAnsi="TT Moscow Economy" w:cs="Times New Roman"/>
-          <w:sz w:val="24"/>
-          <w:szCs w:val="24"/>
-          <w:highlight w:val="yellow"/>
-          <w:lang w:eastAsia="ru-RU"/>
-        </w:rPr>
-        <w:t>,</w:t>
-      </w:r>
-      <w:r>
-        <w:rPr>
-          <w:rFonts w:ascii="TT Moscow Economy" w:eastAsia="Times New Roman" w:hAnsi="TT Moscow Economy" w:cs="Times New Roman"/>
-          <w:sz w:val="24"/>
-          <w:szCs w:val="24"/>
-          <w:lang w:eastAsia="ru-RU"/>
-        </w:rPr>
-        <w:t xml:space="preserve"> с другой Стороны, составили настоящий Акт начала мероприятий (далее</w:t>
-      </w:r>
-      <w:r>
-        <w:rPr>
-          <w:rFonts w:ascii="TT Moscow Economy" w:eastAsia="Times New Roman" w:hAnsi="TT Moscow Economy" w:cs="Times New Roman"/>
-          <w:sz w:val="24"/>
-          <w:szCs w:val="24"/>
-          <w:lang w:eastAsia="ru-RU"/>
-        </w:rPr>
-        <w:t> </w:t>
-      </w:r>
-      <w:r>
-        <w:rPr>
-          <w:rFonts w:ascii="TT Moscow Economy" w:eastAsia="Times New Roman" w:hAnsi="TT Moscow Economy" w:cs="Times New Roman"/>
-          <w:sz w:val="24"/>
-          <w:szCs w:val="24"/>
-          <w:lang w:eastAsia="ru-RU"/>
-        </w:rPr>
-        <w:t>-</w:t>
-      </w:r>
-      <w:r>
-        <w:rPr>
-          <w:rFonts w:ascii="TT Moscow Economy" w:eastAsia="Times New Roman" w:hAnsi="TT Moscow Economy" w:cs="Times New Roman"/>
-          <w:sz w:val="24"/>
-          <w:szCs w:val="24"/>
-          <w:lang w:eastAsia="ru-RU"/>
-        </w:rPr>
-        <w:t> </w:t>
-      </w:r>
-      <w:r>
-        <w:rPr>
-          <w:rFonts w:ascii="TT Moscow Economy" w:eastAsia="Times New Roman" w:hAnsi="TT Moscow Economy" w:cs="Times New Roman"/>
-          <w:sz w:val="24"/>
-          <w:szCs w:val="24"/>
-          <w:lang w:eastAsia="ru-RU"/>
-        </w:rPr>
-        <w:t xml:space="preserve">Акт) к Соглашению о </w:t>
-      </w:r>
-      <w:r>
-        <w:rPr>
-          <w:rFonts w:ascii="TT Moscow Economy" w:eastAsia="Times New Roman" w:hAnsi="TT Moscow Economy" w:cs="Times New Roman"/>
-          <w:sz w:val="24"/>
-          <w:szCs w:val="24"/>
-          <w:lang w:eastAsia="ru-RU"/>
-        </w:rPr>
-        <w:t xml:space="preserve">реализации программы по повышению производительности труда на предприятии-участнике федерального проекта «Производительность труда», проводимого в рамках национального проекта «Эффективная и конкурентная экономика» </w:t>
+        <w:t xml:space="preserve"> </w:t>
+      </w:r>
+      <w:r>
+        <w:rPr>
+          <w:rFonts w:ascii="TT Moscow Economy" w:eastAsia="Times New Roman" w:hAnsi="TT Moscow Economy" w:cs="Times New Roman"/>
+          <w:sz w:val="24"/>
+          <w:szCs w:val="24"/>
+          <w:lang w:eastAsia="ru-RU"/>
+        </w:rPr>
+        <w:br/>
       </w:r>
       <w:r>
         <w:rPr>
@@ -1395,6 +1554,24 @@
                 <w:lang w:eastAsia="ru-RU"/>
               </w:rPr>
             </w:pPr>
+            <w:r>
+              <w:rPr>
+                <w:rFonts w:ascii="TT Moscow Economy" w:eastAsia="Times New Roman" w:hAnsi="TT Moscow Economy" w:cs="Times New Roman"/>
+                <w:sz w:val="24"/>
+                <w:szCs w:val="24"/>
+                <w:lang w:eastAsia="ru-RU"/>
+              </w:rPr>
+              <w:t>Н</w:t>
+            </w:r>
+            <w:r>
+              <w:rPr>
+                <w:rFonts w:ascii="TT Moscow Economy" w:eastAsia="Times New Roman" w:hAnsi="TT Moscow Economy" w:cs="Times New Roman"/>
+                <w:sz w:val="24"/>
+                <w:szCs w:val="24"/>
+                <w:lang w:eastAsia="ru-RU"/>
+              </w:rPr>
+              <w:t>ачальник управления</w:t>
+            </w:r>
           </w:p>
         </w:tc>
         <w:tc>
@@ -1457,14 +1634,32 @@
           </w:tcPr>
           <w:p>
             <w:pPr>
-              <w:jc w:val="both"/>
-              <w:rPr>
-                <w:rFonts w:ascii="TT Moscow Economy" w:eastAsia="Times New Roman" w:hAnsi="TT Moscow Economy" w:cs="Times New Roman"/>
-                <w:sz w:val="24"/>
-                <w:szCs w:val="24"/>
-                <w:lang w:eastAsia="ru-RU"/>
-              </w:rPr>
-            </w:pPr>
+              <w:jc w:val="center"/>
+              <w:rPr>
+                <w:rFonts w:ascii="TT Moscow Economy" w:eastAsia="Times New Roman" w:hAnsi="TT Moscow Economy" w:cs="Times New Roman"/>
+                <w:sz w:val="24"/>
+                <w:szCs w:val="24"/>
+                <w:lang w:eastAsia="ru-RU"/>
+              </w:rPr>
+            </w:pPr>
+            <w:r>
+              <w:rPr>
+                <w:rFonts w:ascii="TT Moscow Economy" w:eastAsia="Times New Roman" w:hAnsi="TT Moscow Economy" w:cs="Times New Roman"/>
+                <w:sz w:val="24"/>
+                <w:szCs w:val="24"/>
+                <w:lang w:eastAsia="ru-RU"/>
+              </w:rPr>
+              <w:t xml:space="preserve">А.А. </w:t>
+            </w:r>
+            <w:r>
+              <w:rPr>
+                <w:rFonts w:ascii="TT Moscow Economy" w:eastAsia="Times New Roman" w:hAnsi="TT Moscow Economy" w:cs="Times New Roman"/>
+                <w:sz w:val="24"/>
+                <w:szCs w:val="24"/>
+                <w:lang w:eastAsia="ru-RU"/>
+              </w:rPr>
+              <w:t>Подволоцкий</w:t>
+            </w:r>
           </w:p>
         </w:tc>
       </w:tr>
